--- a/Fase 2/Evidencias Grupales/03_Acta_Constitucion_CitaJusta.docx
+++ b/Fase 2/Evidencias Grupales/03_Acta_Constitucion_CitaJusta.docx
@@ -4241,16 +4241,280 @@
     <w:p>
       <w:pPr>
         <w:pStyle w:val="Heading1"/>
-        <w:rPr>
-          <w:color w:val="000000"/>
-        </w:rPr>
+        <w:rPr/>
       </w:pPr>
       <w:r>
         <w:rPr>
           <w:color w:val="000000"/>
           <w:rtl w:val="0"/>
         </w:rPr>
-        <w:t xml:space="preserve">17. Aprobaciones</w:t>
+        <w:t xml:space="preserve">17. Costos Estimados</w:t>
+      </w:r>
+      <w:r>
+        <w:rPr>
+          <w:rtl w:val="0"/>
+        </w:rPr>
+      </w:r>
+    </w:p>
+    <w:p>
+      <w:pPr>
+        <w:rPr/>
+      </w:pPr>
+      <w:r>
+        <w:rPr>
+          <w:rtl w:val="0"/>
+        </w:rPr>
+      </w:r>
+    </w:p>
+    <w:p>
+      <w:pPr>
+        <w:rPr/>
+      </w:pPr>
+      <w:r>
+        <w:rPr>
+          <w:rtl w:val="0"/>
+        </w:rPr>
+        <w:t xml:space="preserve">1. Costo real desembolsado (lo que sale del bolsillo)</w:t>
+      </w:r>
+    </w:p>
+    <w:p>
+      <w:pPr>
+        <w:rPr/>
+      </w:pPr>
+      <w:r>
+        <w:rPr>
+          <w:rtl w:val="0"/>
+        </w:rPr>
+        <w:t xml:space="preserve">Concepto Estimación</w:t>
+      </w:r>
+    </w:p>
+    <w:p>
+      <w:pPr>
+        <w:rPr/>
+      </w:pPr>
+      <w:r>
+        <w:rPr>
+          <w:rtl w:val="0"/>
+        </w:rPr>
+        <w:t xml:space="preserve">Computadores $0 (ya los tienen)</w:t>
+      </w:r>
+    </w:p>
+    <w:p>
+      <w:pPr>
+        <w:rPr/>
+      </w:pPr>
+      <w:r>
+        <w:rPr>
+          <w:rtl w:val="0"/>
+        </w:rPr>
+        <w:t xml:space="preserve">Software $0 (todo libre o académico)</w:t>
+      </w:r>
+    </w:p>
+    <w:p>
+      <w:pPr>
+        <w:rPr/>
+      </w:pPr>
+      <w:r>
+        <w:rPr>
+          <w:rtl w:val="0"/>
+        </w:rPr>
+        <w:t xml:space="preserve">GitHub $0 (plan gratuito)</w:t>
+      </w:r>
+    </w:p>
+    <w:p>
+      <w:pPr>
+        <w:rPr/>
+      </w:pPr>
+      <w:r>
+        <w:rPr>
+          <w:rtl w:val="0"/>
+        </w:rPr>
+        <w:t xml:space="preserve">PostgreSQL $0</w:t>
+      </w:r>
+    </w:p>
+    <w:p>
+      <w:pPr>
+        <w:rPr/>
+      </w:pPr>
+      <w:r>
+        <w:rPr>
+          <w:rtl w:val="0"/>
+        </w:rPr>
+        <w:t xml:space="preserve">Docker $0</w:t>
+      </w:r>
+    </w:p>
+    <w:p>
+      <w:pPr>
+        <w:rPr/>
+      </w:pPr>
+      <w:r>
+        <w:rPr>
+          <w:rtl w:val="0"/>
+        </w:rPr>
+        <w:t xml:space="preserve">Dominio (opcional) ~$10.000 CLP al año</w:t>
+      </w:r>
+    </w:p>
+    <w:p>
+      <w:pPr>
+        <w:rPr/>
+      </w:pPr>
+      <w:r>
+        <w:rPr>
+          <w:rtl w:val="0"/>
+        </w:rPr>
+        <w:t xml:space="preserve">VPS para demo (opcional) ~$10.000–$20.000 CLP/mes por 3 meses</w:t>
+      </w:r>
+    </w:p>
+    <w:p>
+      <w:pPr>
+        <w:rPr/>
+      </w:pPr>
+      <w:r>
+        <w:rPr>
+          <w:rtl w:val="0"/>
+        </w:rPr>
+        <w:t xml:space="preserve">Internet / electricidad Ya está cubierto en casa</w:t>
+      </w:r>
+    </w:p>
+    <w:p>
+      <w:pPr>
+        <w:rPr/>
+      </w:pPr>
+      <w:r>
+        <w:rPr>
+          <w:rtl w:val="0"/>
+        </w:rPr>
+      </w:r>
+    </w:p>
+    <w:p>
+      <w:pPr>
+        <w:rPr/>
+      </w:pPr>
+      <w:r>
+        <w:rPr>
+          <w:rtl w:val="0"/>
+        </w:rPr>
+        <w:t xml:space="preserve">Costo real desembolsado: entre $0 y $80.000 CLP aprox.</w:t>
+      </w:r>
+    </w:p>
+    <w:p>
+      <w:pPr>
+        <w:rPr/>
+      </w:pPr>
+      <w:r>
+        <w:rPr>
+          <w:rtl w:val="0"/>
+        </w:rPr>
+        <w:t xml:space="preserve">Si no arriendan servidor ni dominio, el costo monetario directo es prácticamente $0</w:t>
+      </w:r>
+    </w:p>
+    <w:p>
+      <w:pPr>
+        <w:rPr/>
+      </w:pPr>
+      <w:r>
+        <w:rPr>
+          <w:rtl w:val="0"/>
+        </w:rPr>
+        <w:t xml:space="preserve">Si se valorizara el trabajo de los 3 estudiantes a un valor de mercado junior/mid en Chile:</w:t>
+      </w:r>
+    </w:p>
+    <w:p>
+      <w:pPr>
+        <w:rPr/>
+      </w:pPr>
+      <w:r>
+        <w:rPr>
+          <w:rtl w:val="0"/>
+        </w:rPr>
+      </w:r>
+    </w:p>
+    <w:p>
+      <w:pPr>
+        <w:rPr/>
+      </w:pPr>
+      <w:r>
+        <w:rPr>
+          <w:rtl w:val="0"/>
+        </w:rPr>
+        <w:t xml:space="preserve">· Horas totales estimadas:</w:t>
+      </w:r>
+    </w:p>
+    <w:p>
+      <w:pPr>
+        <w:rPr/>
+      </w:pPr>
+      <w:r>
+        <w:rPr>
+          <w:rtl w:val="0"/>
+        </w:rPr>
+        <w:t xml:space="preserve">    3 integrantes × 18 semanas × 20–30 h/semana = 1.080 a 1.620 horas.</w:t>
+      </w:r>
+    </w:p>
+    <w:p>
+      <w:pPr>
+        <w:rPr/>
+      </w:pPr>
+      <w:r>
+        <w:rPr>
+          <w:rtl w:val="0"/>
+        </w:rPr>
+        <w:t xml:space="preserve">· Valor hora estimado:</w:t>
+      </w:r>
+    </w:p>
+    <w:p>
+      <w:pPr>
+        <w:rPr/>
+      </w:pPr>
+      <w:r>
+        <w:rPr>
+          <w:rtl w:val="0"/>
+        </w:rPr>
+        <w:t xml:space="preserve">    $6.000 a $12.000 CLP/hora (perfil junior/mid con base técnica).</w:t>
+      </w:r>
+    </w:p>
+    <w:p>
+      <w:pPr>
+        <w:rPr/>
+      </w:pPr>
+      <w:r>
+        <w:rPr>
+          <w:rtl w:val="0"/>
+        </w:rPr>
+        <w:t xml:space="preserve">· Costo de oportunidad:</w:t>
+      </w:r>
+    </w:p>
+    <w:p>
+      <w:pPr>
+        <w:rPr>
+          <w:color w:val="000000"/>
+        </w:rPr>
+      </w:pPr>
+      <w:r>
+        <w:rPr>
+          <w:rtl w:val="0"/>
+        </w:rPr>
+        <w:t xml:space="preserve">    $6.500.000 a $19.400.000 CLP aprox</w:t>
+      </w:r>
+      <w:r>
+        <w:rPr>
+          <w:rtl w:val="0"/>
+        </w:rPr>
+      </w:r>
+    </w:p>
+    <w:p>
+      <w:pPr>
+        <w:pStyle w:val="Heading1"/>
+        <w:rPr>
+          <w:color w:val="000000"/>
+        </w:rPr>
+      </w:pPr>
+      <w:r>
+        <w:rPr>
+          <w:color w:val="000000"/>
+          <w:rtl w:val="0"/>
+        </w:rPr>
+        <w:t xml:space="preserve">18. Aprobaciones</w:t>
       </w:r>
     </w:p>
     <w:tbl>
